--- a/SWI/207-Automatic-Samplers-and-Analysers/MM-4034-033-OR-03-SWI-PRO-MET-207-007-Cyanide-Analyser-Daily-Operation-and-Check---032-CA-001-and-051-CA-RevA.docx
+++ b/SWI/207-Automatic-Samplers-and-Analysers/MM-4034-033-OR-03-SWI-PRO-MET-207-007-Cyanide-Analyser-Daily-Operation-and-Check---032-CA-001-and-051-CA-RevA.docx
@@ -638,7 +638,7 @@
                 <w:sz w:val="17"/>
                 <w:szCs w:val="17"/>
               </w:rPr>
-              <w:t xml:space="preserve">ISSUED BUT NOT FOR USE. This document is a placeholder against the register line so the line is not empty. It cannot be used until the named input arrives - see the folder README for the blocker and what closes it.</w:t>
+              <w:t xml:space="preserve">ISSUED BUT NOT FOR USE. Part A (daily operation and check) still cannot be completed - the Molycop Cynoprobe v3 WAD vendor manual is not held, see the folder README. Part B (replacing the analyser filter sock) has been added in DRAFT from a Martabe work instruction, written for the Martabe analyser, and must be reviewed and approved before use.</w:t>
             </w:r>
           </w:p>
         </w:tc>
@@ -1381,6 +1381,56 @@
           </w:p>
         </w:tc>
       </w:tr>
+      <w:tr>
+        <w:tc>
+          <w:tcPr>
+            <w:tcW w:type="dxa" w:w="2900"/>
+            <w:tcMar>
+              <w:top w:type="dxa" w:w="55"/>
+              <w:left w:type="dxa" w:w="85"/>
+              <w:bottom w:type="dxa" w:w="55"/>
+              <w:right w:type="dxa" w:w="85"/>
+            </w:tcMar>
+          </w:tcPr>
+          <w:p>
+            <w:pPr>
+              <w:spacing w:after="0" w:line="235"/>
+            </w:pPr>
+            <w:r>
+              <w:rPr>
+                <w:rFonts w:ascii="Calibri" w:cs="Calibri" w:eastAsia="Calibri" w:hAnsi="Calibri"/>
+                <w:sz w:val="16"/>
+                <w:szCs w:val="16"/>
+              </w:rPr>
+              <w:t xml:space="preserve">[JSEA to confirm] HCl fume, slurry contact, stairs, slippery surfaces, dust and noise at the analyser filter probe</w:t>
+            </w:r>
+          </w:p>
+        </w:tc>
+        <w:tc>
+          <w:tcPr>
+            <w:tcW w:type="dxa" w:w="6126"/>
+            <w:tcMar>
+              <w:top w:type="dxa" w:w="55"/>
+              <w:left w:type="dxa" w:w="85"/>
+              <w:bottom w:type="dxa" w:w="55"/>
+              <w:right w:type="dxa" w:w="85"/>
+            </w:tcMar>
+          </w:tcPr>
+          <w:p>
+            <w:pPr>
+              <w:spacing w:after="0" w:line="235"/>
+            </w:pPr>
+            <w:r>
+              <w:rPr>
+                <w:rFonts w:ascii="Calibri" w:cs="Calibri" w:eastAsia="Calibri" w:hAnsi="Calibri"/>
+                <w:sz w:val="16"/>
+                <w:szCs w:val="16"/>
+              </w:rPr>
+              <w:t xml:space="preserve">HCN alarm clear and the personal monitor on; HCl pump off with no fume before work. Latex gloves, dust mask, glasses, earplugs and safety boots. Eyewash proven flowing; wash contact with soap under running water. Chains and handrails in place on stairs with three points of contact. Keep the work area tidy and clear of slip hazards.</w:t>
+            </w:r>
+          </w:p>
+        </w:tc>
+      </w:tr>
     </w:tbl>
     <w:p>
       <w:pPr>
@@ -1770,6 +1820,24 @@
     </w:p>
     <w:p>
       <w:pPr>
+        <w:pStyle w:val="ListParagraph"/>
+        <w:numPr>
+          <w:ilvl w:val="0"/>
+          <w:numId w:val="1"/>
+        </w:numPr>
+        <w:spacing w:after="60" w:line="245"/>
+      </w:pPr>
+      <w:r>
+        <w:rPr>
+          <w:rFonts w:ascii="Calibri" w:cs="Calibri" w:eastAsia="Calibri" w:hAnsi="Calibri"/>
+          <w:sz w:val="17"/>
+          <w:szCs w:val="17"/>
+        </w:rPr>
+        <w:t xml:space="preserve">[M] New filter sock, 60 mm hose clamp, screwdriver, water hose, cutting knife, silicone</w:t>
+      </w:r>
+    </w:p>
+    <w:p>
+      <w:pPr>
         <w:pStyle w:val="Heading1"/>
         <w:spacing w:after="120" w:before="260"/>
       </w:pPr>
@@ -1787,6 +1855,23 @@
     </w:p>
     <w:p>
       <w:pPr>
+        <w:spacing w:after="90" w:before="180" w:line="245"/>
+        <w:keepNext/>
+      </w:pPr>
+      <w:r>
+        <w:rPr>
+          <w:rFonts w:ascii="Calibri" w:cs="Calibri" w:eastAsia="Calibri" w:hAnsi="Calibri"/>
+          <w:b/>
+          <w:bCs/>
+          <w:color w:val="1F3864"/>
+          <w:sz w:val="19"/>
+          <w:szCs w:val="19"/>
+        </w:rPr>
+        <w:t xml:space="preserve">Part A - Analyser daily operation and check</w:t>
+      </w:r>
+    </w:p>
+    <w:p>
+      <w:pPr>
         <w:ind w:left="280"/>
         <w:spacing w:after="50" w:before="0" w:line="245"/>
       </w:pPr>
@@ -1831,6 +1916,279 @@
           <w:szCs w:val="17"/>
         </w:rPr>
         <w:t xml:space="preserve">  The document is issued so the register line is not empty, and is marked NOT FOR USE.</w:t>
+      </w:r>
+    </w:p>
+    <w:p>
+      <w:pPr>
+        <w:spacing w:after="90" w:before="180" w:line="245"/>
+        <w:keepNext/>
+      </w:pPr>
+      <w:r>
+        <w:rPr>
+          <w:rFonts w:ascii="Calibri" w:cs="Calibri" w:eastAsia="Calibri" w:hAnsi="Calibri"/>
+          <w:b/>
+          <w:bCs/>
+          <w:color w:val="1F3864"/>
+          <w:sz w:val="19"/>
+          <w:szCs w:val="19"/>
+        </w:rPr>
+        <w:t xml:space="preserve">Part B - Replacing the analyser filter sock [M]</w:t>
+      </w:r>
+    </w:p>
+    <w:p>
+      <w:pPr>
+        <w:spacing w:after="60" w:before="0" w:line="245"/>
+      </w:pPr>
+      <w:r>
+        <w:rPr>
+          <w:rFonts w:ascii="Calibri" w:cs="Calibri" w:eastAsia="Calibri" w:hAnsi="Calibri"/>
+          <w:sz w:val="17"/>
+          <w:szCs w:val="17"/>
+        </w:rPr>
+        <w:t xml:space="preserve">[M] = taken from the Martabe team work instruction "Replace Filter Sock (DOC-3-MET-PMC-WIN-00091)" (undated). [CONFIRM] = unspecified or inconsistent in the source; resolve before this instruction is approved for use.</w:t>
+      </w:r>
+    </w:p>
+    <w:p>
+      <w:pPr>
+        <w:spacing w:after="60" w:before="0" w:line="245"/>
+      </w:pPr>
+      <w:r>
+        <w:rPr>
+          <w:rFonts w:ascii="Calibri" w:cs="Calibri" w:eastAsia="Calibri" w:hAnsi="Calibri"/>
+          <w:sz w:val="17"/>
+          <w:szCs w:val="17"/>
+        </w:rPr>
+        <w:t xml:space="preserve">[CONFIRM] the source is for the Martabe cyanide analyser filter probe, with an HCl pump. Confirm the equivalent filter probe, parts and any HCl dosing on 032-CA-001 and 051-CA-002. The source works from photographs that are not carried in this document, and gives no frequency.</w:t>
+      </w:r>
+    </w:p>
+    <w:p>
+      <w:pPr>
+        <w:spacing w:after="60" w:before="0" w:line="245"/>
+      </w:pPr>
+      <w:r>
+        <w:rPr>
+          <w:rFonts w:ascii="Calibri" w:cs="Calibri" w:eastAsia="Calibri" w:hAnsi="Calibri"/>
+          <w:b/>
+          <w:sz w:val="17"/>
+          <w:szCs w:val="17"/>
+        </w:rPr>
+        <w:t xml:space="preserve">Safety: the source requires the HCN gas alarm at the work area to be clear (below 10 ppm). This SWI's alarm is 5 ppm with high-high at 10 ppm, so work only with no alarm active and the personal HCN monitor on. The enclosure is cyanide-bearing - not done alone.</w:t>
+      </w:r>
+    </w:p>
+    <w:p>
+      <w:pPr>
+        <w:ind w:left="280"/>
+        <w:spacing w:after="50" w:before="0" w:line="245"/>
+      </w:pPr>
+      <w:r>
+        <w:rPr>
+          <w:rFonts w:ascii="Calibri" w:cs="Calibri" w:eastAsia="Calibri" w:hAnsi="Calibri"/>
+          <w:b/>
+          <w:bCs/>
+          <w:sz w:val="17"/>
+          <w:szCs w:val="17"/>
+        </w:rPr>
+        <w:t xml:space="preserve">3.</w:t>
+      </w:r>
+      <w:r>
+        <w:rPr>
+          <w:rFonts w:ascii="Calibri" w:cs="Calibri" w:eastAsia="Calibri" w:hAnsi="Calibri"/>
+          <w:sz w:val="17"/>
+          <w:szCs w:val="17"/>
+        </w:rPr>
+        <w:t xml:space="preserve">  Take 5 and prepare 1 new filter sock, a 60 mm hose clamp, screwdriver, water hose, cutting knife and silicone. Check they are in good condition [M].</w:t>
+      </w:r>
+    </w:p>
+    <w:p>
+      <w:pPr>
+        <w:ind w:left="280"/>
+        <w:spacing w:after="50" w:before="0" w:line="245"/>
+      </w:pPr>
+      <w:r>
+        <w:rPr>
+          <w:rFonts w:ascii="Calibri" w:cs="Calibri" w:eastAsia="Calibri" w:hAnsi="Calibri"/>
+          <w:b/>
+          <w:bCs/>
+          <w:sz w:val="17"/>
+          <w:szCs w:val="17"/>
+        </w:rPr>
+        <w:t xml:space="preserve">4.</w:t>
+      </w:r>
+      <w:r>
+        <w:rPr>
+          <w:rFonts w:ascii="Calibri" w:cs="Calibri" w:eastAsia="Calibri" w:hAnsi="Calibri"/>
+          <w:sz w:val="17"/>
+          <w:szCs w:val="17"/>
+        </w:rPr>
+        <w:t xml:space="preserve">  Switch the cyanide analyser off. Switch off the HCl pump and make sure no HCl fume is left.</w:t>
+      </w:r>
+    </w:p>
+    <w:p>
+      <w:pPr>
+        <w:ind w:left="280"/>
+        <w:spacing w:after="50" w:before="0" w:line="245"/>
+      </w:pPr>
+      <w:r>
+        <w:rPr>
+          <w:rFonts w:ascii="Calibri" w:cs="Calibri" w:eastAsia="Calibri" w:hAnsi="Calibri"/>
+          <w:b/>
+          <w:bCs/>
+          <w:sz w:val="17"/>
+          <w:szCs w:val="17"/>
+        </w:rPr>
+        <w:t xml:space="preserve">5.</w:t>
+      </w:r>
+      <w:r>
+        <w:rPr>
+          <w:rFonts w:ascii="Calibri" w:cs="Calibri" w:eastAsia="Calibri" w:hAnsi="Calibri"/>
+          <w:sz w:val="17"/>
+          <w:szCs w:val="17"/>
+        </w:rPr>
+        <w:t xml:space="preserve">  Disconnect the pipe from the filter probe, then lift the bracket off the 'U' bolt.</w:t>
+      </w:r>
+    </w:p>
+    <w:p>
+      <w:pPr>
+        <w:ind w:left="280"/>
+        <w:spacing w:after="50" w:before="0" w:line="245"/>
+      </w:pPr>
+      <w:r>
+        <w:rPr>
+          <w:rFonts w:ascii="Calibri" w:cs="Calibri" w:eastAsia="Calibri" w:hAnsi="Calibri"/>
+          <w:b/>
+          <w:bCs/>
+          <w:sz w:val="17"/>
+          <w:szCs w:val="17"/>
+        </w:rPr>
+        <w:t xml:space="preserve">6.</w:t>
+      </w:r>
+      <w:r>
+        <w:rPr>
+          <w:rFonts w:ascii="Calibri" w:cs="Calibri" w:eastAsia="Calibri" w:hAnsi="Calibri"/>
+          <w:sz w:val="17"/>
+          <w:szCs w:val="17"/>
+        </w:rPr>
+        <w:t xml:space="preserve">  Wash the filter sock with water.</w:t>
+      </w:r>
+    </w:p>
+    <w:p>
+      <w:pPr>
+        <w:ind w:left="280"/>
+        <w:spacing w:after="50" w:before="0" w:line="245"/>
+      </w:pPr>
+      <w:r>
+        <w:rPr>
+          <w:rFonts w:ascii="Calibri" w:cs="Calibri" w:eastAsia="Calibri" w:hAnsi="Calibri"/>
+          <w:b/>
+          <w:bCs/>
+          <w:sz w:val="17"/>
+          <w:szCs w:val="17"/>
+        </w:rPr>
+        <w:t xml:space="preserve">7.</w:t>
+      </w:r>
+      <w:r>
+        <w:rPr>
+          <w:rFonts w:ascii="Calibri" w:cs="Calibri" w:eastAsia="Calibri" w:hAnsi="Calibri"/>
+          <w:sz w:val="17"/>
+          <w:szCs w:val="17"/>
+        </w:rPr>
+        <w:t xml:space="preserve">  Remove the bolts holding the clamp and filter sock. Cut the old filter sock off with the cutting knife.</w:t>
+      </w:r>
+    </w:p>
+    <w:p>
+      <w:pPr>
+        <w:ind w:left="280"/>
+        <w:spacing w:after="50" w:before="0" w:line="245"/>
+      </w:pPr>
+      <w:r>
+        <w:rPr>
+          <w:rFonts w:ascii="Calibri" w:cs="Calibri" w:eastAsia="Calibri" w:hAnsi="Calibri"/>
+          <w:b/>
+          <w:bCs/>
+          <w:sz w:val="17"/>
+          <w:szCs w:val="17"/>
+        </w:rPr>
+        <w:t xml:space="preserve">8.</w:t>
+      </w:r>
+      <w:r>
+        <w:rPr>
+          <w:rFonts w:ascii="Calibri" w:cs="Calibri" w:eastAsia="Calibri" w:hAnsi="Calibri"/>
+          <w:sz w:val="17"/>
+          <w:szCs w:val="17"/>
+        </w:rPr>
+        <w:t xml:space="preserve">  Flush the filtrate line: move the pump inlet line to the pump discharge line, and the pump discharge line into a bucket of water (line 1 to 2, and 2 to bucket, as in the source photograph). [CONFIRM] the source photograph is not available; confirm the line arrangement on this analyser.</w:t>
+      </w:r>
+    </w:p>
+    <w:p>
+      <w:pPr>
+        <w:ind w:left="280"/>
+        <w:spacing w:after="50" w:before="0" w:line="245"/>
+      </w:pPr>
+      <w:r>
+        <w:rPr>
+          <w:rFonts w:ascii="Calibri" w:cs="Calibri" w:eastAsia="Calibri" w:hAnsi="Calibri"/>
+          <w:b/>
+          <w:bCs/>
+          <w:sz w:val="17"/>
+          <w:szCs w:val="17"/>
+        </w:rPr>
+        <w:t xml:space="preserve">9.</w:t>
+      </w:r>
+      <w:r>
+        <w:rPr>
+          <w:rFonts w:ascii="Calibri" w:cs="Calibri" w:eastAsia="Calibri" w:hAnsi="Calibri"/>
+          <w:sz w:val="17"/>
+          <w:szCs w:val="17"/>
+        </w:rPr>
+        <w:t xml:space="preserve">  Fit the new filter sock. Join it to the filter cage, seal it with silicone and tighten it with the clamp.</w:t>
+      </w:r>
+    </w:p>
+    <w:p>
+      <w:pPr>
+        <w:ind w:left="280"/>
+        <w:spacing w:after="50" w:before="0" w:line="245"/>
+      </w:pPr>
+      <w:r>
+        <w:rPr>
+          <w:rFonts w:ascii="Calibri" w:cs="Calibri" w:eastAsia="Calibri" w:hAnsi="Calibri"/>
+          <w:b/>
+          <w:bCs/>
+          <w:sz w:val="17"/>
+          <w:szCs w:val="17"/>
+        </w:rPr>
+        <w:t xml:space="preserve">10.</w:t>
+      </w:r>
+      <w:r>
+        <w:rPr>
+          <w:rFonts w:ascii="Calibri" w:cs="Calibri" w:eastAsia="Calibri" w:hAnsi="Calibri"/>
+          <w:sz w:val="17"/>
+          <w:szCs w:val="17"/>
+        </w:rPr>
+        <w:t xml:space="preserve">  Lift and dip the filter probe bracket back in place.</w:t>
+      </w:r>
+    </w:p>
+    <w:p>
+      <w:pPr>
+        <w:ind w:left="280"/>
+        <w:spacing w:after="50" w:before="0" w:line="245"/>
+      </w:pPr>
+      <w:r>
+        <w:rPr>
+          <w:rFonts w:ascii="Calibri" w:cs="Calibri" w:eastAsia="Calibri" w:hAnsi="Calibri"/>
+          <w:b/>
+          <w:bCs/>
+          <w:sz w:val="17"/>
+          <w:szCs w:val="17"/>
+        </w:rPr>
+        <w:t xml:space="preserve">11.</w:t>
+      </w:r>
+      <w:r>
+        <w:rPr>
+          <w:rFonts w:ascii="Calibri" w:cs="Calibri" w:eastAsia="Calibri" w:hAnsi="Calibri"/>
+          <w:sz w:val="17"/>
+          <w:szCs w:val="17"/>
+        </w:rPr>
+        <w:t xml:space="preserve">  Switch the cyanide analyser on and check it works normally again.</w:t>
       </w:r>
     </w:p>
     <w:p>
@@ -2044,6 +2402,24 @@
           <w:szCs w:val="17"/>
         </w:rPr>
         <w:t xml:space="preserve">No source held. Molycop Cynoprobe v3 WAD vendor manual not held; OS-040_B Cyanide Analyser still open.</w:t>
+      </w:r>
+    </w:p>
+    <w:p>
+      <w:pPr>
+        <w:pStyle w:val="ListParagraph"/>
+        <w:numPr>
+          <w:ilvl w:val="0"/>
+          <w:numId w:val="1"/>
+        </w:numPr>
+        <w:spacing w:after="60" w:line="245"/>
+      </w:pPr>
+      <w:r>
+        <w:rPr>
+          <w:rFonts w:ascii="Calibri" w:cs="Calibri" w:eastAsia="Calibri" w:hAnsi="Calibri"/>
+          <w:sz w:val="17"/>
+          <w:szCs w:val="17"/>
+        </w:rPr>
+        <w:t xml:space="preserve">Martabe work instruction 'Replace Filter Sock' DOC-3-MET-PMC-WIN-00091 (Indonesian, undated) - Part B source</w:t>
       </w:r>
     </w:p>
     <w:sectPr>

--- a/SWI/207-Automatic-Samplers-and-Analysers/MM-4034-033-OR-03-SWI-PRO-MET-207-007-Cyanide-Analyser-Daily-Operation-and-Check---032-CA-001-and-051-CA-RevA.docx
+++ b/SWI/207-Automatic-Samplers-and-Analysers/MM-4034-033-OR-03-SWI-PRO-MET-207-007-Cyanide-Analyser-Daily-Operation-and-Check---032-CA-001-and-051-CA-RevA.docx
@@ -1962,7 +1962,7 @@
                 <w:sz w:val="20"/>
                 <w:szCs w:val="20"/>
               </w:rPr>
-              <w:t xml:space="preserve">051-CA-002 - Cyanide adsorption (ReCYN) online cyanide analyser (pH, free cyanide and WAD cyanide)</w:t>
+              <w:t xml:space="preserve">051-CA-002 - ReCYN tailing online cyanide analyser (pH, free cyanide and WAD cyanide)</w:t>
             </w:r>
           </w:p>
           <w:p>
